--- a/cf/jm/u/files/u038.docx
+++ b/cf/jm/u/files/u038.docx
@@ -20,7 +20,7 @@
     </w:p>
     <w:p>
       <w:r>
-        <w:t>請針對每個題目，把答案填在「回答：」後面（越具體越好）；填好後請放回您的部門資料夾即可，不需回信。</w:t>
+        <w:t>這份問卷是想更了解您的實際作業，好把您的 AI 助理做得更貼近需求。第一部分請把答案填在「回答：」後面（越具體越好）；第二部分只是先讓您了解，之後用的時候再一起調整，不用現在填。填好後放回您的部門資料夾即可，不需回信。</w:t>
       </w:r>
     </w:p>
     <w:p>
@@ -32,8 +32,16 @@
       </w:r>
     </w:p>
     <w:p>
+      <w:pPr>
+        <w:pStyle w:val="Heading2"/>
+      </w:pPr>
       <w:r>
-        <w:t>1. 本題定位AI出SOP初稿、人做最終審定，對嗎？</w:t>
+        <w:t>一、請您提供或確認的事情</w:t>
+      </w:r>
+    </w:p>
+    <w:p>
+      <w:r>
+        <w:t>1. 先講界線：這題是『SOP 編寫』，凡是碰到加工程式、切削參數、加工可行性，AI 一律標『待工程師審定』，它不寫也不改 NC 程式、不下加工結論；只做文書整理</w:t>
       </w:r>
     </w:p>
     <w:p>
@@ -43,7 +51,7 @@
     </w:p>
     <w:p>
       <w:r>
-        <w:t>2. SOP有固定範本/章節架構嗎？能否提供現行範例？</w:t>
+        <w:t>2. 那 AI 到底幫你做什麼？（讀客戶藍圖，抓出加工工序與重點，套你們的 SOP 範本，生出一份 SOP 草稿）</w:t>
       </w:r>
     </w:p>
     <w:p>
@@ -53,7 +61,7 @@
     </w:p>
     <w:p>
       <w:r>
-        <w:t>3. 客戶藍圖是原生檔還是掃描件？從公司電腦哪裡取得？</w:t>
+        <w:t>3. 資料從哪裡來？（客戶藍圖，放公司電腦）</w:t>
       </w:r>
     </w:p>
     <w:p>
@@ -63,7 +71,7 @@
     </w:p>
     <w:p>
       <w:r>
-        <w:t>4. 品質檢驗點有無標準清單？</w:t>
+        <w:t>4. 你希望它最後生出什麼？（一份 SOP 草稿，含適用範圍、設備刀具治具、逐工序步驟、品質檢驗點、安全注意事項、待補與需審定項）</w:t>
       </w:r>
     </w:p>
     <w:p>
@@ -73,7 +81,7 @@
     </w:p>
     <w:p>
       <w:r>
-        <w:t>5. 圖面未明示參數是否一律標『待工程師審定』？</w:t>
+        <w:t>5. 它要拿什麼當底稿？（SOP 範本架構、加工工序術語對照、品質檢驗點清單）</w:t>
       </w:r>
     </w:p>
     <w:p>
@@ -83,12 +91,45 @@
     </w:p>
     <w:p>
       <w:r>
-        <w:t>6. 工序術語有無廠內對照避免用語不一致？</w:t>
+        <w:t>6. 最後誰負責？（SOP 一定要工程師審定，AI 只出初稿）</w:t>
       </w:r>
     </w:p>
     <w:p>
       <w:r>
         <w:t>回答：</w:t>
+      </w:r>
+    </w:p>
+    <w:p>
+      <w:pPr>
+        <w:pStyle w:val="Heading2"/>
+      </w:pPr>
+      <w:r>
+        <w:t>二、要用了之後、跟 AI 一起調整的事情（先了解即可，不用現在填）</w:t>
+      </w:r>
+    </w:p>
+    <w:p>
+      <w:r>
+        <w:t>• 拿 1~2 份真的藍圖給它，看 SOP 章節完不完整、工序合不合理、術語對不對</w:t>
+      </w:r>
+    </w:p>
+    <w:p>
+      <w:r>
+        <w:t>• 確認藍圖沒明講的參數它會標『待補』，不會自己填數值</w:t>
+      </w:r>
+    </w:p>
+    <w:p>
+      <w:r>
+        <w:t>• SOP 格式跟你們不一樣時，把最新 SOP 範本補進知識庫，它就會照你們格式走</w:t>
+      </w:r>
+    </w:p>
+    <w:p>
+      <w:r>
+        <w:t>• 先當『AI 出初稿、人審定』用，把工程師每次補的東西回饋給它，草稿會越來越好用</w:t>
+      </w:r>
+    </w:p>
+    <w:p>
+      <w:r>
+        <w:t>• 術語對照有更新就同步進知識庫，免得它用到舊名詞</w:t>
       </w:r>
     </w:p>
     <w:p/>
